--- a/projects/research-notes/for-word/07-Report-Mapping-Analysis.docx
+++ b/projects/research-notes/for-word/07-Report-Mapping-Analysis.docx
@@ -11,7 +11,6 @@
       </w:r>
     </w:p>
     <w:p>
-      <w:r/>
       <w:r>
         <w:rPr>
           <w:b/>
@@ -23,7 +22,6 @@
       </w:r>
     </w:p>
     <w:p>
-      <w:r/>
       <w:r>
         <w:rPr>
           <w:b/>
@@ -35,7 +33,6 @@
       </w:r>
     </w:p>
     <w:p>
-      <w:r/>
       <w:r>
         <w:rPr>
           <w:b/>
@@ -1551,7 +1548,6 @@
       </w:r>
     </w:p>
     <w:p>
-      <w:r/>
       <w:r>
         <w:rPr>
           <w:b/>
@@ -1563,7 +1559,6 @@
       </w:r>
     </w:p>
     <w:p>
-      <w:r/>
       <w:r>
         <w:rPr>
           <w:b/>
@@ -1575,17 +1570,14 @@
       </w:r>
     </w:p>
     <w:p>
-      <w:r/>
       <w:r>
         <w:rPr>
           <w:b/>
         </w:rPr>
         <w:t>Answer (from Campaign-Client grouped query):</w:t>
       </w:r>
-      <w:r/>
     </w:p>
     <w:p>
-      <w:r/>
       <w:r>
         <w:rPr>
           <w:b/>
@@ -1597,7 +1589,6 @@
       </w:r>
     </w:p>
     <w:p>
-      <w:r/>
       <w:r>
         <w:rPr>
           <w:b/>
@@ -1609,20 +1600,17 @@
       </w:r>
     </w:p>
     <w:p>
-      <w:r/>
       <w:r>
         <w:rPr>
           <w:b/>
         </w:rPr>
         <w:t>Special/system values in Client column:</w:t>
       </w:r>
-      <w:r/>
     </w:p>
     <w:p>
       <w:pPr>
         <w:pStyle w:val="ListBullet"/>
       </w:pPr>
-      <w:r/>
       <w:r>
         <w:rPr>
           <w:b/>
@@ -1637,7 +1625,6 @@
       <w:pPr>
         <w:pStyle w:val="ListBullet"/>
       </w:pPr>
-      <w:r/>
       <w:r>
         <w:rPr>
           <w:b/>
@@ -1652,7 +1639,6 @@
       <w:pPr>
         <w:pStyle w:val="ListBullet"/>
       </w:pPr>
-      <w:r/>
       <w:r>
         <w:rPr>
           <w:b/>
@@ -1667,7 +1653,6 @@
       <w:pPr>
         <w:pStyle w:val="ListBullet"/>
       </w:pPr>
-      <w:r/>
       <w:r>
         <w:rPr>
           <w:b/>
@@ -1687,14 +1672,12 @@
       </w:r>
     </w:p>
     <w:p>
-      <w:r/>
       <w:r>
         <w:rPr>
           <w:b/>
         </w:rPr>
         <w:t>Campaign encodes program structure for large clients:</w:t>
       </w:r>
-      <w:r/>
     </w:p>
     <w:tbl>
       <w:tblPr>
@@ -2234,7 +2217,6 @@
     </w:tbl>
     <w:p/>
     <w:p>
-      <w:r/>
       <w:r>
         <w:rPr>
           <w:b/>
@@ -2246,14 +2228,12 @@
       </w:r>
     </w:p>
     <w:p>
-      <w:r/>
       <w:r>
         <w:rPr>
           <w:b/>
         </w:rPr>
         <w:t>Refund data inconsistency:</w:t>
       </w:r>
-      <w:r/>
     </w:p>
     <w:p>
       <w:pPr>
@@ -2280,20 +2260,17 @@
       </w:r>
     </w:p>
     <w:p>
-      <w:r/>
       <w:r>
         <w:rPr>
           <w:b/>
         </w:rPr>
         <w:t>Schema impact:</w:t>
       </w:r>
-      <w:r/>
     </w:p>
     <w:p>
       <w:pPr>
         <w:pStyle w:val="ListBullet"/>
       </w:pPr>
-      <w:r/>
       <w:r>
         <w:rPr>
           <w:b/>
@@ -2308,7 +2285,6 @@
       <w:pPr>
         <w:pStyle w:val="ListBullet"/>
       </w:pPr>
-      <w:r/>
       <w:r>
         <w:rPr>
           <w:b/>
@@ -2323,7 +2299,6 @@
       <w:pPr>
         <w:pStyle w:val="ListBullet"/>
       </w:pPr>
-      <w:r/>
       <w:r>
         <w:rPr>
           <w:b/>
@@ -2338,7 +2313,6 @@
       <w:pPr>
         <w:pStyle w:val="ListBullet"/>
       </w:pPr>
-      <w:r/>
       <w:r>
         <w:rPr>
           <w:b/>
@@ -2353,7 +2327,6 @@
       <w:pPr>
         <w:pStyle w:val="ListBullet"/>
       </w:pPr>
-      <w:r/>
       <w:r>
         <w:rPr>
           <w:b/>
@@ -2373,7 +2346,6 @@
       </w:r>
     </w:p>
     <w:p>
-      <w:r/>
       <w:r>
         <w:rPr>
           <w:b/>
@@ -2385,7 +2357,6 @@
       </w:r>
     </w:p>
     <w:p>
-      <w:r/>
       <w:r>
         <w:rPr>
           <w:b/>
@@ -2400,7 +2371,6 @@
       <w:pPr>
         <w:pStyle w:val="ListBullet"/>
       </w:pPr>
-      <w:r/>
       <w:r>
         <w:rPr>
           <w:b/>
@@ -2415,7 +2385,6 @@
       <w:pPr>
         <w:pStyle w:val="ListBullet"/>
       </w:pPr>
-      <w:r/>
       <w:r>
         <w:rPr>
           <w:b/>
@@ -2430,7 +2399,6 @@
       <w:pPr>
         <w:pStyle w:val="ListBullet"/>
       </w:pPr>
-      <w:r/>
       <w:r>
         <w:rPr>
           <w:b/>
@@ -2445,7 +2413,6 @@
       <w:pPr>
         <w:pStyle w:val="ListBullet"/>
       </w:pPr>
-      <w:r/>
       <w:r>
         <w:rPr>
           <w:b/>
@@ -2457,7 +2424,6 @@
       </w:r>
     </w:p>
     <w:p>
-      <w:r/>
       <w:r>
         <w:rPr>
           <w:b/>
@@ -2514,7 +2480,6 @@
       </w:r>
     </w:p>
     <w:p>
-      <w:r/>
       <w:r>
         <w:rPr>
           <w:b/>
@@ -2526,7 +2491,6 @@
       </w:r>
     </w:p>
     <w:p>
-      <w:r/>
       <w:r>
         <w:rPr>
           <w:b/>
@@ -2538,7 +2502,6 @@
       </w:r>
     </w:p>
     <w:p>
-      <w:r/>
       <w:r>
         <w:rPr>
           <w:b/>
@@ -2587,7 +2550,6 @@
       </w:r>
     </w:p>
     <w:p>
-      <w:r/>
       <w:r>
         <w:rPr>
           <w:b/>
@@ -2599,7 +2561,6 @@
       </w:r>
     </w:p>
     <w:p>
-      <w:r/>
       <w:r>
         <w:rPr>
           <w:b/>
@@ -2611,7 +2572,6 @@
       </w:r>
     </w:p>
     <w:p>
-      <w:r/>
       <w:r>
         <w:rPr>
           <w:b/>
@@ -2623,7 +2583,6 @@
       </w:r>
     </w:p>
     <w:p>
-      <w:r/>
       <w:r>
         <w:rPr>
           <w:b/>
@@ -2659,7 +2618,6 @@
       </w:r>
     </w:p>
     <w:p>
-      <w:r/>
       <w:r>
         <w:rPr>
           <w:b/>
@@ -2671,14 +2629,12 @@
       </w:r>
     </w:p>
     <w:p>
-      <w:r/>
       <w:r>
         <w:rPr>
           <w:b/>
         </w:rPr>
         <w:t>Schema impact (when clarified):</w:t>
       </w:r>
-      <w:r/>
     </w:p>
     <w:p>
       <w:pPr>
@@ -2713,7 +2669,6 @@
       </w:r>
     </w:p>
     <w:p>
-      <w:r/>
       <w:r>
         <w:rPr>
           <w:b/>
@@ -2725,7 +2680,6 @@
       </w:r>
     </w:p>
     <w:p>
-      <w:r/>
       <w:r>
         <w:rPr>
           <w:b/>
@@ -2737,7 +2691,6 @@
       </w:r>
     </w:p>
     <w:p>
-      <w:r/>
       <w:r>
         <w:rPr>
           <w:b/>
@@ -2757,7 +2710,6 @@
       </w:r>
     </w:p>
     <w:p>
-      <w:r/>
       <w:r>
         <w:rPr>
           <w:b/>
@@ -2769,14 +2721,12 @@
       </w:r>
     </w:p>
     <w:p>
-      <w:r/>
       <w:r>
         <w:rPr>
           <w:b/>
         </w:rPr>
         <w:t>Finding from CampaignSegmentTbl query:</w:t>
       </w:r>
-      <w:r/>
     </w:p>
     <w:p>
       <w:r>
@@ -2924,7 +2874,6 @@
       </w:r>
     </w:p>
     <w:p>
-      <w:r/>
       <w:r>
         <w:rPr>
           <w:b/>
@@ -2936,7 +2885,6 @@
       </w:r>
     </w:p>
     <w:p>
-      <w:r/>
       <w:r>
         <w:rPr>
           <w:b/>
@@ -2956,7 +2904,6 @@
       </w:r>
     </w:p>
     <w:p>
-      <w:r/>
       <w:r>
         <w:rPr>
           <w:b/>
@@ -2968,7 +2915,6 @@
       </w:r>
     </w:p>
     <w:p>
-      <w:r/>
       <w:r>
         <w:rPr>
           <w:b/>
@@ -2980,7 +2926,6 @@
       </w:r>
     </w:p>
     <w:p>
-      <w:r/>
       <w:r>
         <w:rPr>
           <w:b/>
@@ -3000,7 +2945,6 @@
       </w:r>
     </w:p>
     <w:p>
-      <w:r/>
       <w:r>
         <w:rPr>
           <w:b/>
@@ -3012,7 +2956,6 @@
       </w:r>
     </w:p>
     <w:p>
-      <w:r/>
       <w:r>
         <w:rPr>
           <w:b/>
@@ -3024,7 +2967,6 @@
       </w:r>
     </w:p>
     <w:p>
-      <w:r/>
       <w:r>
         <w:rPr>
           <w:b/>
@@ -3044,7 +2986,6 @@
       </w:r>
     </w:p>
     <w:p>
-      <w:r/>
       <w:r>
         <w:rPr>
           <w:b/>
@@ -3056,7 +2997,6 @@
       </w:r>
     </w:p>
     <w:p>
-      <w:r/>
       <w:r>
         <w:rPr>
           <w:b/>
@@ -3068,14 +3008,12 @@
       </w:r>
     </w:p>
     <w:p>
-      <w:r/>
       <w:r>
         <w:rPr>
           <w:b/>
         </w:rPr>
         <w:t>Schema impact:</w:t>
       </w:r>
-      <w:r/>
     </w:p>
     <w:p>
       <w:pPr>
@@ -3110,7 +3048,6 @@
       </w:r>
     </w:p>
     <w:p>
-      <w:r/>
       <w:r>
         <w:rPr>
           <w:b/>
@@ -3122,7 +3059,6 @@
       </w:r>
     </w:p>
     <w:p>
-      <w:r/>
       <w:r>
         <w:rPr>
           <w:b/>
@@ -3134,7 +3070,6 @@
       </w:r>
     </w:p>
     <w:p>
-      <w:r/>
       <w:r>
         <w:rPr>
           <w:b/>
@@ -3154,7 +3089,6 @@
       </w:r>
     </w:p>
     <w:p>
-      <w:r/>
       <w:r>
         <w:rPr>
           <w:b/>
@@ -3166,7 +3100,6 @@
       </w:r>
     </w:p>
     <w:p>
-      <w:r/>
       <w:r>
         <w:rPr>
           <w:b/>
@@ -3178,7 +3111,6 @@
       </w:r>
     </w:p>
     <w:p>
-      <w:r/>
       <w:r>
         <w:rPr>
           <w:b/>
@@ -3243,7 +3175,6 @@
       </w:r>
     </w:p>
     <w:p>
-      <w:r/>
       <w:r>
         <w:rPr>
           <w:b/>
@@ -3255,14 +3186,12 @@
       </w:r>
     </w:p>
     <w:p>
-      <w:r/>
       <w:r>
         <w:rPr>
           <w:b/>
         </w:rPr>
         <w:t>Row counts by Client (top 10 by volume):</w:t>
       </w:r>
-      <w:r/>
     </w:p>
     <w:tbl>
       <w:tblPr>
@@ -3646,20 +3575,17 @@
     </w:tbl>
     <w:p/>
     <w:p>
-      <w:r/>
       <w:r>
         <w:rPr>
           <w:b/>
         </w:rPr>
         <w:t>Client categories:</w:t>
       </w:r>
-      <w:r/>
     </w:p>
     <w:p>
       <w:pPr>
         <w:pStyle w:val="ListBullet"/>
       </w:pPr>
-      <w:r/>
       <w:r>
         <w:rPr>
           <w:b/>
@@ -3674,7 +3600,6 @@
       <w:pPr>
         <w:pStyle w:val="ListBullet"/>
       </w:pPr>
-      <w:r/>
       <w:r>
         <w:rPr>
           <w:b/>
@@ -3689,7 +3614,6 @@
       <w:pPr>
         <w:pStyle w:val="ListBullet"/>
       </w:pPr>
-      <w:r/>
       <w:r>
         <w:rPr>
           <w:b/>
@@ -3704,7 +3628,6 @@
       <w:pPr>
         <w:pStyle w:val="ListBullet"/>
       </w:pPr>
-      <w:r/>
       <w:r>
         <w:rPr>
           <w:b/>
@@ -4379,7 +4302,6 @@
       <w:pPr>
         <w:pStyle w:val="ListNumber"/>
       </w:pPr>
-      <w:r/>
       <w:r>
         <w:rPr>
           <w:b/>
@@ -4394,7 +4316,6 @@
       <w:pPr>
         <w:pStyle w:val="ListNumber"/>
       </w:pPr>
-      <w:r/>
       <w:r>
         <w:rPr>
           <w:b/>
@@ -4449,7 +4370,6 @@
       <w:pPr>
         <w:pStyle w:val="ListNumber"/>
       </w:pPr>
-      <w:r/>
       <w:r>
         <w:rPr>
           <w:b/>
@@ -4464,7 +4384,6 @@
       <w:pPr>
         <w:pStyle w:val="ListNumber"/>
       </w:pPr>
-      <w:r/>
       <w:r>
         <w:rPr>
           <w:b/>
